--- a/_site/operating-system/2022-05-12-gestionar-versiones-de-jdk-en-kubuntu/index.docx
+++ b/_site/operating-system/2022-05-12-gestionar-versiones-de-jdk-en-kubuntu/index.docx
@@ -217,7 +217,7 @@
         <w:t xml:space="preserve">Palabras clave</w:t>
       </w:r>
       <w:r>
-        <w:t xml:space="preserve">: keyword1, keyword2</w:t>
+        <w:t xml:space="preserve">:</w:t>
       </w:r>
     </w:p>
     <w:p>

--- a/_site/operating-system/2022-05-12-gestionar-versiones-de-jdk-en-kubuntu/index.docx
+++ b/_site/operating-system/2022-05-12-gestionar-versiones-de-jdk-en-kubuntu/index.docx
@@ -1027,7 +1027,7 @@
       </w:r>
     </w:p>
     <w:bookmarkEnd w:id="28"/>
-    <w:bookmarkStart w:id="71" w:name="publicaciones-similares"/>
+    <w:bookmarkStart w:id="67" w:name="publicaciones-similares"/>
     <w:p>
       <w:pPr>
         <w:pStyle w:val="Heading1"/>
@@ -1271,27 +1271,6 @@
           <w:rPr>
             <w:rStyle w:val="Hyperlink"/>
           </w:rPr>
-          <w:t xml:space="preserve">01 Introduccion Linux</w:t>
-        </w:r>
-      </w:hyperlink>
-    </w:p>
-    <w:p>
-      <w:pPr>
-        <w:pStyle w:val="Compact"/>
-        <w:numPr>
-          <w:ilvl w:val="0"/>
-          <w:numId w:val="1009"/>
-        </w:numPr>
-      </w:pPr>
-      <w:hyperlink r:id="rId51"/>
-      <w:r>
-        <w:t xml:space="preserve"> </w:t>
-      </w:r>
-      <w:hyperlink r:id="rId52">
-        <w:r>
-          <w:rPr>
-            <w:rStyle w:val="Hyperlink"/>
-          </w:rPr>
           <w:t xml:space="preserve">02 Distribuciones Linux</w:t>
         </w:r>
       </w:hyperlink>
@@ -1304,11 +1283,11 @@
           <w:numId w:val="1009"/>
         </w:numPr>
       </w:pPr>
-      <w:hyperlink r:id="rId53"/>
+      <w:hyperlink r:id="rId51"/>
       <w:r>
         <w:t xml:space="preserve"> </w:t>
       </w:r>
-      <w:hyperlink r:id="rId54">
+      <w:hyperlink r:id="rId52">
         <w:r>
           <w:rPr>
             <w:rStyle w:val="Hyperlink"/>
@@ -1325,11 +1304,11 @@
           <w:numId w:val="1009"/>
         </w:numPr>
       </w:pPr>
-      <w:hyperlink r:id="rId55"/>
+      <w:hyperlink r:id="rId53"/>
       <w:r>
         <w:t xml:space="preserve"> </w:t>
       </w:r>
-      <w:hyperlink r:id="rId56">
+      <w:hyperlink r:id="rId54">
         <w:r>
           <w:rPr>
             <w:rStyle w:val="Hyperlink"/>
@@ -1346,11 +1325,11 @@
           <w:numId w:val="1009"/>
         </w:numPr>
       </w:pPr>
-      <w:hyperlink r:id="rId57"/>
+      <w:hyperlink r:id="rId55"/>
       <w:r>
         <w:t xml:space="preserve"> </w:t>
       </w:r>
-      <w:hyperlink r:id="rId58">
+      <w:hyperlink r:id="rId56">
         <w:r>
           <w:rPr>
             <w:rStyle w:val="Hyperlink"/>
@@ -1367,11 +1346,11 @@
           <w:numId w:val="1009"/>
         </w:numPr>
       </w:pPr>
-      <w:hyperlink r:id="rId59"/>
+      <w:hyperlink r:id="rId57"/>
       <w:r>
         <w:t xml:space="preserve"> </w:t>
       </w:r>
-      <w:hyperlink r:id="rId60">
+      <w:hyperlink r:id="rId58">
         <w:r>
           <w:rPr>
             <w:rStyle w:val="Hyperlink"/>
@@ -1388,11 +1367,11 @@
           <w:numId w:val="1009"/>
         </w:numPr>
       </w:pPr>
-      <w:hyperlink r:id="rId61"/>
+      <w:hyperlink r:id="rId59"/>
       <w:r>
         <w:t xml:space="preserve"> </w:t>
       </w:r>
-      <w:hyperlink r:id="rId62">
+      <w:hyperlink r:id="rId60">
         <w:r>
           <w:rPr>
             <w:rStyle w:val="Hyperlink"/>
@@ -1409,11 +1388,11 @@
           <w:numId w:val="1009"/>
         </w:numPr>
       </w:pPr>
-      <w:hyperlink r:id="rId63"/>
+      <w:hyperlink r:id="rId61"/>
       <w:r>
         <w:t xml:space="preserve"> </w:t>
       </w:r>
-      <w:hyperlink r:id="rId64">
+      <w:hyperlink r:id="rId62">
         <w:r>
           <w:rPr>
             <w:rStyle w:val="Hyperlink"/>
@@ -1430,11 +1409,11 @@
           <w:numId w:val="1009"/>
         </w:numPr>
       </w:pPr>
-      <w:hyperlink r:id="rId65"/>
+      <w:hyperlink r:id="rId63"/>
       <w:r>
         <w:t xml:space="preserve"> </w:t>
       </w:r>
-      <w:hyperlink r:id="rId66">
+      <w:hyperlink r:id="rId64">
         <w:r>
           <w:rPr>
             <w:rStyle w:val="Hyperlink"/>
@@ -1451,11 +1430,11 @@
           <w:numId w:val="1009"/>
         </w:numPr>
       </w:pPr>
-      <w:hyperlink r:id="rId67"/>
+      <w:hyperlink r:id="rId65"/>
       <w:r>
         <w:t xml:space="preserve"> </w:t>
       </w:r>
-      <w:hyperlink r:id="rId68">
+      <w:hyperlink r:id="rId66">
         <w:r>
           <w:rPr>
             <w:rStyle w:val="Hyperlink"/>
@@ -1466,34 +1445,13 @@
     </w:p>
     <w:p>
       <w:pPr>
-        <w:pStyle w:val="Compact"/>
-        <w:numPr>
-          <w:ilvl w:val="0"/>
-          <w:numId w:val="1009"/>
-        </w:numPr>
-      </w:pPr>
-      <w:hyperlink r:id="rId69"/>
-      <w:r>
-        <w:t xml:space="preserve"> </w:t>
-      </w:r>
-      <w:hyperlink r:id="rId70">
-        <w:r>
-          <w:rPr>
-            <w:rStyle w:val="Hyperlink"/>
-          </w:rPr>
-          <w:t xml:space="preserve">Guia De Rsync</w:t>
-        </w:r>
-      </w:hyperlink>
-    </w:p>
-    <w:p>
-      <w:pPr>
         <w:pStyle w:val="FirstParagraph"/>
       </w:pPr>
       <w:r>
         <w:t xml:space="preserve">Esperamos que encuentres estas publicaciones igualmente interesantes y útiles. ¡Disfruta de la lectura!</w:t>
       </w:r>
     </w:p>
-    <w:bookmarkEnd w:id="71"/>
+    <w:bookmarkEnd w:id="67"/>
     <w:sectPr>
       <w:headerReference r:id="rId8" w:type="even"/>
       <w:headerReference r:id="rId9" w:type="default"/>
